--- a/templates/openagreements-cc-by-4.0/openagreements-founder-separation-board-consent/template.fill.docx
+++ b/templates/openagreements-cc-by-4.0/openagreements-founder-separation-board-consent/template.fill.docx
@@ -82,18 +82,6 @@
       </w:r>
       <w:r>
         <w:t xml:space="preserve"> (the "RSPA"), and to address the resulting board vacancy.</w:t>
-      </w:r>
-    </w:p>
-    <w:p>
-      <w:pPr>
-        <w:pStyle w:val="OABody"/>
-      </w:pPr>
-      <w:r>
-        <w:rPr>
-          <w:i/>
-          <w:iCs/>
-        </w:rPr>
-        <w:t xml:space="preserve">Note: These resolutions memorialize a founder's voluntary resignation. They do NOT effect a forced removal of a non-resigning director — under Section 141(k) of the Delaware General Corporation Law removal of a director is a stockholder act, not a board act, so a contested departure requires a stockholder written consent under Section 228. Watch the sequencing: Section 141(f) requires the consent of ALL directors then in office, so if the Founder's resignation specifies a later effective date, either adopt this consent on or after that effective date or include the Founder among the signing directors — a consent adopted before the resignation takes effect without the Founder's signature is not a valid board act. Likewise, a cash buyback of vested shares (as opposed to a repurchase of unvested shares at their nominal original price) implicates the Section 160 surplus limit, potential director liability under Section 174, and Section 409A / fair-market-value and QSBS considerations; consult counsel before authorizing such a buyback. These resolutions authorize only the default exercise of the Company's existing repurchase right over unvested shares under the RSPA — a negotiated buyback (especially of vested shares, or at a premium) requires its own tailored authorizing resolutions.</w:t>
       </w:r>
     </w:p>
     <w:p>
@@ -443,7 +431,7 @@
         <w:t xml:space="preserve">WHEREAS</w:t>
       </w:r>
       <w:r>
-        <w:t xml:space="preserve">, under Section 141(b) of the Delaware General Corporation Law a director's resignation is effective upon delivery unless the resignation specifies a later effective date or an effective time determined upon the happening of an event.</w:t>
+        <w:t xml:space="preserve">, the Founder's written resignation is effective on the date and at the time specified in that resignation.</w:t>
       </w:r>
     </w:p>
     <w:p>
@@ -610,7 +598,7 @@
         <w:t xml:space="preserve">RESOLVED FURTHER</w:t>
       </w:r>
       <w:r>
-        <w:t xml:space="preserve">, that the officers of the Company be, and each of them hereby is, authorized and directed, for and on behalf of the Company, to deliver any required repurchase-election notice, to execute and deliver any repurchase or cancellation agreement, and to take all actions necessary or appropriate to complete the repurchase in a manner consistent with Section 160 of the Delaware General Corporation Law (which permits a corporation to acquire its own shares, but not for cash or other property when the capital of the corporation is impaired or would be impaired by the repurchase); and</w:t>
+        <w:t xml:space="preserve">, that the officers of the Company be, and each of them hereby is, authorized and directed, for and on behalf of the Company, to deliver any required repurchase-election notice, to execute and deliver any repurchase or cancellation agreement, and to take all actions necessary or appropriate to complete the repurchase in compliance with applicable law; and</w:t>
       </w:r>
     </w:p>
     <w:p>
@@ -643,7 +631,7 @@
         <w:spacing w:before="0" w:after="120" w:line="340" w:lineRule="auto"/>
       </w:pPr>
       <w:r>
-        <w:t xml:space="preserve">The disposition of the repurchased shares is resolved by the Board using the applicable option below (selected disposition: </w:t>
+        <w:t xml:space="preserve">The Board approves the disposition identified as </w:t>
       </w:r>
       <w:r>
         <w:rPr>
@@ -652,7 +640,7 @@
         <w:t xml:space="preserve">{share_disposition}</w:t>
       </w:r>
       <w:r>
-        <w:t xml:space="preserve">). Under Section 160(b) of the Delaware General Corporation Law repurchased shares are not automatically retired, and under Section 243(a) the retirement of shares is a board act, so the election is made here rather than left to an officer-level instruction. These branches are mutually exclusive — adopt only the resolution that applies.</w:t>
+        <w:t xml:space="preserve"> pursuant to the corresponding resolution below.</w:t>
       </w:r>
     </w:p>
     <w:p>
@@ -744,7 +732,7 @@
         <w:spacing w:before="0" w:after="120" w:line="340" w:lineRule="auto"/>
       </w:pPr>
       <w:r>
-        <w:t xml:space="preserve">The Board addresses the seat vacated by the Founder using the applicable option below (selected option: </w:t>
+        <w:t xml:space="preserve">The Board approves the action identified as </w:t>
       </w:r>
       <w:r>
         <w:rPr>
@@ -753,7 +741,7 @@
         <w:t xml:space="preserve">{vacancy_action}</w:t>
       </w:r>
       <w:r>
-        <w:t xml:space="preserve">). These branches are mutually exclusive — adopt only the resolution that applies.</w:t>
+        <w:t xml:space="preserve"> pursuant to the corresponding resolution below.</w:t>
       </w:r>
     </w:p>
     <w:p>
@@ -792,7 +780,7 @@
         <w:t xml:space="preserve">{board_size_after}</w:t>
       </w:r>
       <w:r>
-        <w:t xml:space="preserve">, effective as of the date of these resolutions; provided that, if the Company's certificate of incorporation fixes the number of directors, this reduction requires an amendment to the certificate of incorporation rather than a bare board resolution, and the officers of the Company are directed to obtain any such amendment before giving effect to the reduction.</w:t>
+        <w:t xml:space="preserve">, effective as of the date of these resolutions; provided that any amendment to the Company's certificate of incorporation required to effect the reduction has become effective.</w:t>
       </w:r>
     </w:p>
     <w:p>
@@ -861,7 +849,7 @@
         <w:t xml:space="preserve">RESOLVED</w:t>
       </w:r>
       <w:r>
-        <w:t xml:space="preserve">, that the vacancy on the Board resulting from the departure of the Founder remain open, to be filled at a later date in accordance with the Company's certificate of incorporation, bylaws, and the Delaware General Corporation Law. Leaving the seat vacant pending a later appointment or the next election is a lawful and common path — particularly where the seat is designated by a class of stock or a voting agreement, in which case the designating holders' rights govern how and when it is filled.</w:t>
+        <w:t xml:space="preserve">, that the vacancy on the Board resulting from the departure of the Founder remain open, to be filled in accordance with the Company's certificate of incorporation, bylaws, and applicable law.</w:t>
       </w:r>
     </w:p>
     <w:p>
@@ -932,7 +920,7 @@
         <w:pStyle w:val="OABody"/>
       </w:pPr>
       <w:r>
-        <w:t xml:space="preserve">The undersigned have executed this Action by Written Consent as of the date set forth under his or her name below. Any copy, facsimile, .PDF or other reliable reproduction of this Action by Written Consent may be substituted or used in lieu of the original writing for any and all purposes for which the original writing could be used, provided that such copy, facsimile, .PDF or other reproduction be a complete reproduction of the entire original writing.</w:t>
+        <w:t xml:space="preserve">The undersigned have executed this Action by Written Consent as of the date set forth under his or her name below. Any copy, facsimile,.PDF or other reliable reproduction of this Action by Written Consent may be substituted or used in lieu of the original writing for any and all purposes for which the original writing could be used, provided that such copy, facsimile,.PDF or other reproduction be a complete reproduction of the entire original writing.</w:t>
       </w:r>
     </w:p>
     <w:p>

--- a/templates/openagreements-cc-by-4.0/openagreements-founder-separation-board-consent/template.fill.docx
+++ b/templates/openagreements-cc-by-4.0/openagreements-founder-separation-board-consent/template.fill.docx
@@ -920,7 +920,7 @@
         <w:pStyle w:val="OABody"/>
       </w:pPr>
       <w:r>
-        <w:t xml:space="preserve">The undersigned have executed this Action by Written Consent as of the date set forth under his or her name below. Any copy, facsimile,.PDF or other reliable reproduction of this Action by Written Consent may be substituted or used in lieu of the original writing for any and all purposes for which the original writing could be used, provided that such copy, facsimile,.PDF or other reproduction be a complete reproduction of the entire original writing.</w:t>
+        <w:t xml:space="preserve">The undersigned have executed this Action by Written Consent as of the date set forth under his or her name below. Any copy, facsimile, .PDF or other reliable reproduction of this Action by Written Consent may be substituted or used in lieu of the original writing for any and all purposes for which the original writing could be used, provided that such copy, facsimile, .PDF or other reproduction be a complete reproduction of the entire original writing.</w:t>
       </w:r>
     </w:p>
     <w:p>

--- a/templates/openagreements-cc-by-4.0/openagreements-founder-separation-board-consent/template.fill.docx
+++ b/templates/openagreements-cc-by-4.0/openagreements-founder-separation-board-consent/template.fill.docx
@@ -1592,169 +1592,79 @@
 
 <file path=word/header1.xml><?xml version="1.0" encoding="utf-8"?>
 <w:hdr xmlns:w="http://schemas.openxmlformats.org/wordprocessingml/2006/main" xmlns:r="http://schemas.openxmlformats.org/officeDocument/2006/relationships">
-  <w:tbl>
-    <w:tblPr>
-      <w:tblW w:w="10080" w:type="dxa"/>
-      <w:tblBorders>
-        <w:top w:val="none" w:sz="0" w:space="0" w:color="auto"/>
-        <w:left w:val="none" w:sz="0" w:space="0" w:color="auto"/>
+  <w:p>
+    <w:pPr>
+      <w:pBdr>
         <w:bottom w:val="single" w:sz="8" w:space="0" w:color="107087"/>
-        <w:right w:val="none" w:sz="0" w:space="0" w:color="auto"/>
-        <w:insideH w:val="none" w:sz="0" w:space="0" w:color="auto"/>
-        <w:insideV w:val="none" w:sz="0" w:space="0" w:color="auto"/>
-      </w:tblBorders>
-      <w:tblLayout w:type="fixed"/>
-    </w:tblPr>
-    <w:tblGrid>
-      <w:gridCol w:w="10080"/>
-    </w:tblGrid>
-    <w:tr>
-      <w:tc>
-        <w:tcPr>
-          <w:tcW w:w="10080" w:type="dxa"/>
-          <w:tcBorders>
-            <w:bottom w:val="single" w:sz="8" w:space="0" w:color="107087"/>
-          </w:tcBorders>
-          <w:tcMar>
-            <w:top w:w="0" w:type="dxa"/>
-            <w:left w:w="0" w:type="dxa"/>
-            <w:bottom w:w="40" w:type="dxa"/>
-            <w:right w:w="0" w:type="dxa"/>
-          </w:tcMar>
-        </w:tcPr>
-        <w:p>
-          <w:pPr>
-            <w:spacing w:after="0"/>
-            <w:jc w:val="right"/>
-          </w:pPr>
-          <w:r>
-            <w:rPr>
-              <w:rFonts w:ascii="Arial" w:hAnsi="Arial" w:cs="Arial"/>
-              <w:b/>
-              <w:bCs/>
-              <w:caps/>
-              <w:color w:val="107087"/>
-              <w:sz w:val="18"/>
-              <w:szCs w:val="18"/>
-            </w:rPr>
-            <w:t xml:space="preserve">Key Terms</w:t>
-          </w:r>
-        </w:p>
-      </w:tc>
-    </w:tr>
-  </w:tbl>
+      </w:pBdr>
+      <w:spacing w:after="0"/>
+      <w:jc w:val="right"/>
+    </w:pPr>
+    <w:r>
+      <w:rPr>
+        <w:rFonts w:ascii="Arial" w:hAnsi="Arial" w:cs="Arial"/>
+        <w:b/>
+        <w:bCs/>
+        <w:caps/>
+        <w:color w:val="107087"/>
+        <w:sz w:val="18"/>
+        <w:szCs w:val="18"/>
+      </w:rPr>
+      <w:t xml:space="preserve">Key Terms</w:t>
+    </w:r>
+  </w:p>
 </w:hdr>
 </file>
 
 <file path=word/header2.xml><?xml version="1.0" encoding="utf-8"?>
 <w:hdr xmlns:w="http://schemas.openxmlformats.org/wordprocessingml/2006/main" xmlns:r="http://schemas.openxmlformats.org/officeDocument/2006/relationships">
-  <w:tbl>
-    <w:tblPr>
-      <w:tblW w:w="10080" w:type="dxa"/>
-      <w:tblBorders>
-        <w:top w:val="none" w:sz="0" w:space="0" w:color="auto"/>
-        <w:left w:val="none" w:sz="0" w:space="0" w:color="auto"/>
+  <w:p>
+    <w:pPr>
+      <w:pBdr>
         <w:bottom w:val="single" w:sz="8" w:space="0" w:color="107087"/>
-        <w:right w:val="none" w:sz="0" w:space="0" w:color="auto"/>
-        <w:insideH w:val="none" w:sz="0" w:space="0" w:color="auto"/>
-        <w:insideV w:val="none" w:sz="0" w:space="0" w:color="auto"/>
-      </w:tblBorders>
-      <w:tblLayout w:type="fixed"/>
-    </w:tblPr>
-    <w:tblGrid>
-      <w:gridCol w:w="10080"/>
-    </w:tblGrid>
-    <w:tr>
-      <w:tc>
-        <w:tcPr>
-          <w:tcW w:w="10080" w:type="dxa"/>
-          <w:tcBorders>
-            <w:bottom w:val="single" w:sz="8" w:space="0" w:color="107087"/>
-          </w:tcBorders>
-          <w:tcMar>
-            <w:top w:w="0" w:type="dxa"/>
-            <w:left w:w="0" w:type="dxa"/>
-            <w:bottom w:w="40" w:type="dxa"/>
-            <w:right w:w="0" w:type="dxa"/>
-          </w:tcMar>
-        </w:tcPr>
-        <w:p>
-          <w:pPr>
-            <w:spacing w:after="0"/>
-            <w:jc w:val="right"/>
-          </w:pPr>
-          <w:r>
-            <w:rPr>
-              <w:rFonts w:ascii="Arial" w:hAnsi="Arial" w:cs="Arial"/>
-              <w:b/>
-              <w:bCs/>
-              <w:caps/>
-              <w:color w:val="107087"/>
-              <w:sz w:val="18"/>
-              <w:szCs w:val="18"/>
-            </w:rPr>
-            <w:t xml:space="preserve">Resolutions</w:t>
-          </w:r>
-        </w:p>
-      </w:tc>
-    </w:tr>
-  </w:tbl>
+      </w:pBdr>
+      <w:spacing w:after="0"/>
+      <w:jc w:val="right"/>
+    </w:pPr>
+    <w:r>
+      <w:rPr>
+        <w:rFonts w:ascii="Arial" w:hAnsi="Arial" w:cs="Arial"/>
+        <w:b/>
+        <w:bCs/>
+        <w:caps/>
+        <w:color w:val="107087"/>
+        <w:sz w:val="18"/>
+        <w:szCs w:val="18"/>
+      </w:rPr>
+      <w:t xml:space="preserve">Resolutions</w:t>
+    </w:r>
+  </w:p>
 </w:hdr>
 </file>
 
 <file path=word/header3.xml><?xml version="1.0" encoding="utf-8"?>
 <w:hdr xmlns:w="http://schemas.openxmlformats.org/wordprocessingml/2006/main" xmlns:r="http://schemas.openxmlformats.org/officeDocument/2006/relationships">
-  <w:tbl>
-    <w:tblPr>
-      <w:tblW w:w="10080" w:type="dxa"/>
-      <w:tblBorders>
-        <w:top w:val="none" w:sz="0" w:space="0" w:color="auto"/>
-        <w:left w:val="none" w:sz="0" w:space="0" w:color="auto"/>
+  <w:p>
+    <w:pPr>
+      <w:pBdr>
         <w:bottom w:val="single" w:sz="8" w:space="0" w:color="107087"/>
-        <w:right w:val="none" w:sz="0" w:space="0" w:color="auto"/>
-        <w:insideH w:val="none" w:sz="0" w:space="0" w:color="auto"/>
-        <w:insideV w:val="none" w:sz="0" w:space="0" w:color="auto"/>
-      </w:tblBorders>
-      <w:tblLayout w:type="fixed"/>
-    </w:tblPr>
-    <w:tblGrid>
-      <w:gridCol w:w="10080"/>
-    </w:tblGrid>
-    <w:tr>
-      <w:tc>
-        <w:tcPr>
-          <w:tcW w:w="10080" w:type="dxa"/>
-          <w:tcBorders>
-            <w:bottom w:val="single" w:sz="8" w:space="0" w:color="107087"/>
-          </w:tcBorders>
-          <w:tcMar>
-            <w:top w:w="0" w:type="dxa"/>
-            <w:left w:w="0" w:type="dxa"/>
-            <w:bottom w:w="40" w:type="dxa"/>
-            <w:right w:w="0" w:type="dxa"/>
-          </w:tcMar>
-        </w:tcPr>
-        <w:p>
-          <w:pPr>
-            <w:spacing w:after="0"/>
-            <w:jc w:val="right"/>
-          </w:pPr>
-          <w:r>
-            <w:rPr>
-              <w:rFonts w:ascii="Arial" w:hAnsi="Arial" w:cs="Arial"/>
-              <w:b/>
-              <w:bCs/>
-              <w:caps/>
-              <w:color w:val="107087"/>
-              <w:sz w:val="18"/>
-              <w:szCs w:val="18"/>
-            </w:rPr>
-            <w:t xml:space="preserve">Signature Page</w:t>
-          </w:r>
-        </w:p>
-      </w:tc>
-    </w:tr>
-  </w:tbl>
+      </w:pBdr>
+      <w:spacing w:after="0"/>
+      <w:jc w:val="right"/>
+    </w:pPr>
+    <w:r>
+      <w:rPr>
+        <w:rFonts w:ascii="Arial" w:hAnsi="Arial" w:cs="Arial"/>
+        <w:b/>
+        <w:bCs/>
+        <w:caps/>
+        <w:color w:val="107087"/>
+        <w:sz w:val="18"/>
+        <w:szCs w:val="18"/>
+      </w:rPr>
+      <w:t xml:space="preserve">Signature Page</w:t>
+    </w:r>
+  </w:p>
 </w:hdr>
 </file>
 

--- a/templates/openagreements-cc-by-4.0/openagreements-founder-separation-board-consent/template.fill.docx
+++ b/templates/openagreements-cc-by-4.0/openagreements-founder-separation-board-consent/template.fill.docx
@@ -644,63 +644,8 @@
       </w:r>
     </w:p>
     <w:p>
-      <w:pPr>
-        <w:pStyle w:val="OABody"/>
-        <w:numPr>
-          <w:ilvl w:val="1"/>
-          <w:numId w:val="1"/>
-        </w:numPr>
-        <w:spacing w:before="0" w:after="120" w:line="340" w:lineRule="auto"/>
-      </w:pPr>
-      <w:r>
-        <w:rPr>
-          <w:i/>
-          <w:iCs/>
-        </w:rPr>
-        <w:t xml:space="preserve">Option A — Cancel and retire.</w:t>
-      </w:r>
-      <w:r>
-        <w:t xml:space="preserve"> </w:t>
-      </w:r>
-      <w:r>
-        <w:rPr>
-          <w:b/>
-          <w:bCs/>
-        </w:rPr>
-        <w:t xml:space="preserve">RESOLVED</w:t>
-      </w:r>
-      <w:r>
-        <w:t xml:space="preserve">, that, pursuant to Section 243 of the Delaware General Corporation Law, the repurchased shares be, and hereby are, retired and restored to the status of authorized but unissued shares of the Company, and the officers of the Company be, and each of them hereby is, authorized and directed to effect any related reduction of capital and any required filing in accordance with Sections 243 and 244 of the Delaware General Corporation Law.</w:t>
-      </w:r>
-    </w:p>
-    <w:p>
-      <w:pPr>
-        <w:pStyle w:val="OABody"/>
-        <w:numPr>
-          <w:ilvl w:val="1"/>
-          <w:numId w:val="1"/>
-        </w:numPr>
-        <w:spacing w:before="0" w:after="120" w:line="340" w:lineRule="auto"/>
-      </w:pPr>
-      <w:r>
-        <w:rPr>
-          <w:i/>
-          <w:iCs/>
-        </w:rPr>
-        <w:t xml:space="preserve">Option B — Hold as treasury.</w:t>
-      </w:r>
-      <w:r>
-        <w:t xml:space="preserve"> </w:t>
-      </w:r>
-      <w:r>
-        <w:rPr>
-          <w:b/>
-          <w:bCs/>
-        </w:rPr>
-        <w:t xml:space="preserve">RESOLVED</w:t>
-      </w:r>
-      <w:r>
-        <w:t xml:space="preserve">, that the repurchased shares be held by the Company as treasury shares, remaining issued but not outstanding, consistent with Section 160(b) of the Delaware General Corporation Law.</w:t>
+      <w:r>
+        <w:t xml:space="preserve">{IF disposition_cancels_and_retires}</w:t>
       </w:r>
     </w:p>
     <w:p>
@@ -719,89 +664,145 @@
           <w:b/>
           <w:bCs/>
         </w:rPr>
-        <w:t xml:space="preserve">Management of Board Vacancy</w:t>
-      </w:r>
-    </w:p>
-    <w:p>
-      <w:pPr>
-        <w:pStyle w:val="OABody"/>
+        <w:t xml:space="preserve">Retirement of the Repurchased Shares</w:t>
+      </w:r>
+    </w:p>
+    <w:p>
+      <w:pPr>
+        <w:pStyle w:val="OABody"/>
+        <w:spacing w:before="0" w:after="120" w:line="340" w:lineRule="auto"/>
+        <w:ind w:left="720"/>
+      </w:pPr>
+      <w:r>
+        <w:rPr>
+          <w:b/>
+          <w:bCs/>
+        </w:rPr>
+        <w:t xml:space="preserve">RESOLVED</w:t>
+      </w:r>
+      <w:r>
+        <w:t xml:space="preserve">, that, pursuant to Section 243 of the Delaware General Corporation Law, the repurchased shares be, and hereby are, retired and restored to the status of authorized but unissued shares of the Company, and the officers of the Company be, and each of them hereby is, authorized and directed to effect any related reduction of capital and any required filing in accordance with Sections 243 and 244 of the Delaware General Corporation Law.</w:t>
+      </w:r>
+    </w:p>
+    <w:p>
+      <w:r>
+        <w:t xml:space="preserve">{END-IF}</w:t>
+      </w:r>
+    </w:p>
+    <w:p>
+      <w:r>
+        <w:t xml:space="preserve">{IF disposition_holds_as_treasury}</w:t>
+      </w:r>
+    </w:p>
+    <w:p>
+      <w:pPr>
+        <w:pStyle w:val="OABody"/>
+        <w:keepNext/>
         <w:numPr>
-          <w:ilvl w:val="1"/>
+          <w:ilvl w:val="0"/>
           <w:numId w:val="1"/>
         </w:numPr>
+        <w:spacing w:before="320" w:after="120" w:line="340" w:lineRule="auto"/>
+        <w:jc w:val="left"/>
+      </w:pPr>
+      <w:r>
+        <w:rPr>
+          <w:b/>
+          <w:bCs/>
+        </w:rPr>
+        <w:t xml:space="preserve">Treasury Holding of the Repurchased Shares</w:t>
+      </w:r>
+    </w:p>
+    <w:p>
+      <w:pPr>
+        <w:pStyle w:val="OABody"/>
         <w:spacing w:before="0" w:after="120" w:line="340" w:lineRule="auto"/>
-      </w:pPr>
-      <w:r>
-        <w:t xml:space="preserve">The Board approves the action identified as </w:t>
-      </w:r>
-      <w:r>
-        <w:rPr>
-          <w:highlight w:val="yellow"/>
-        </w:rPr>
-        <w:t xml:space="preserve">{vacancy_action}</w:t>
-      </w:r>
-      <w:r>
-        <w:t xml:space="preserve"> pursuant to the corresponding resolution below.</w:t>
-      </w:r>
-    </w:p>
-    <w:p>
-      <w:pPr>
-        <w:pStyle w:val="OABody"/>
+        <w:ind w:left="720"/>
+      </w:pPr>
+      <w:r>
+        <w:rPr>
+          <w:b/>
+          <w:bCs/>
+        </w:rPr>
+        <w:t xml:space="preserve">RESOLVED</w:t>
+      </w:r>
+      <w:r>
+        <w:t xml:space="preserve">, that the repurchased shares be held by the Company as treasury shares, remaining issued but not outstanding, consistent with Section 160(b) of the Delaware General Corporation Law.</w:t>
+      </w:r>
+    </w:p>
+    <w:p>
+      <w:r>
+        <w:t xml:space="preserve">{END-IF}</w:t>
+      </w:r>
+    </w:p>
+    <w:p>
+      <w:pPr>
+        <w:pStyle w:val="OABody"/>
+        <w:keepNext/>
         <w:numPr>
-          <w:ilvl w:val="1"/>
+          <w:ilvl w:val="0"/>
           <w:numId w:val="1"/>
         </w:numPr>
+        <w:spacing w:before="320" w:after="120" w:line="340" w:lineRule="auto"/>
+        <w:jc w:val="left"/>
+      </w:pPr>
+      <w:r>
+        <w:rPr>
+          <w:b/>
+          <w:bCs/>
+        </w:rPr>
+        <w:t xml:space="preserve">Management of Board Vacancy</w:t>
+      </w:r>
+    </w:p>
+    <w:p>
+      <w:pPr>
+        <w:pStyle w:val="OABody"/>
         <w:spacing w:before="0" w:after="120" w:line="340" w:lineRule="auto"/>
-      </w:pPr>
-      <w:r>
-        <w:rPr>
-          <w:i/>
-          <w:iCs/>
-        </w:rPr>
-        <w:t xml:space="preserve">Option A — Reduce the authorized number of directors.</w:t>
-      </w:r>
-      <w:r>
-        <w:t xml:space="preserve"> </w:t>
-      </w:r>
-      <w:r>
-        <w:rPr>
-          <w:b/>
-          <w:bCs/>
-        </w:rPr>
-        <w:t xml:space="preserve">RESOLVED</w:t>
-      </w:r>
-      <w:r>
-        <w:t xml:space="preserve">, that, to reflect the departure of the Founder, the authorized number of directors of the Company be, and it hereby is, reduced to </w:t>
+        <w:ind w:left="720"/>
+      </w:pPr>
+      <w:r>
+        <w:t xml:space="preserve">The Board approves the action identified as </w:t>
       </w:r>
       <w:r>
         <w:rPr>
           <w:highlight w:val="yellow"/>
         </w:rPr>
-        <w:t xml:space="preserve">{board_size_after}</w:t>
-      </w:r>
-      <w:r>
-        <w:t xml:space="preserve">, effective as of the date of these resolutions; provided that any amendment to the Company's certificate of incorporation required to effect the reduction has become effective.</w:t>
-      </w:r>
-    </w:p>
-    <w:p>
-      <w:pPr>
-        <w:pStyle w:val="OABody"/>
+        <w:t xml:space="preserve">{vacancy_action}</w:t>
+      </w:r>
+      <w:r>
+        <w:t xml:space="preserve"> pursuant to the corresponding resolution below.</w:t>
+      </w:r>
+    </w:p>
+    <w:p>
+      <w:r>
+        <w:t xml:space="preserve">{IF vacancy_reduces_board_size}</w:t>
+      </w:r>
+    </w:p>
+    <w:p>
+      <w:pPr>
+        <w:pStyle w:val="OABody"/>
+        <w:keepNext/>
         <w:numPr>
-          <w:ilvl w:val="1"/>
+          <w:ilvl w:val="0"/>
           <w:numId w:val="1"/>
         </w:numPr>
+        <w:spacing w:before="320" w:after="120" w:line="340" w:lineRule="auto"/>
+        <w:jc w:val="left"/>
+      </w:pPr>
+      <w:r>
+        <w:rPr>
+          <w:b/>
+          <w:bCs/>
+        </w:rPr>
+        <w:t xml:space="preserve">Reduction of the Authorized Number of Directors</w:t>
+      </w:r>
+    </w:p>
+    <w:p>
+      <w:pPr>
+        <w:pStyle w:val="OABody"/>
         <w:spacing w:before="0" w:after="120" w:line="340" w:lineRule="auto"/>
-      </w:pPr>
-      <w:r>
-        <w:rPr>
-          <w:i/>
-          <w:iCs/>
-        </w:rPr>
-        <w:t xml:space="preserve">Option B — Appoint a replacement director.</w:t>
-      </w:r>
-      <w:r>
-        <w:t xml:space="preserve"> </w:t>
-      </w:r>
+        <w:ind w:left="720"/>
+      </w:pPr>
       <w:r>
         <w:rPr>
           <w:b/>
@@ -810,37 +811,53 @@
         <w:t xml:space="preserve">RESOLVED</w:t>
       </w:r>
       <w:r>
-        <w:t xml:space="preserve">, that, to fill the vacancy on the Board resulting from the departure of the Founder, </w:t>
+        <w:t xml:space="preserve">, that, to reflect the departure of the Founder, the authorized number of directors of the Company be, and it hereby is, reduced to </w:t>
       </w:r>
       <w:r>
         <w:rPr>
           <w:highlight w:val="yellow"/>
         </w:rPr>
-        <w:t xml:space="preserve">{replacement_director_name}</w:t>
-      </w:r>
-      <w:r>
-        <w:t xml:space="preserve"> be, and hereby is, appointed as a director of the Company pursuant to Section 223 of the Delaware General Corporation Law, to hold office until the next election of directors and until a successor is duly elected and qualified or until such director's earlier resignation or removal.</w:t>
-      </w:r>
-    </w:p>
-    <w:p>
-      <w:pPr>
-        <w:pStyle w:val="OABody"/>
+        <w:t xml:space="preserve">{board_size_after}</w:t>
+      </w:r>
+      <w:r>
+        <w:t xml:space="preserve">, effective as of the date of these resolutions; provided that any amendment to the Company's certificate of incorporation required to effect the reduction has become effective.</w:t>
+      </w:r>
+    </w:p>
+    <w:p>
+      <w:r>
+        <w:t xml:space="preserve">{END-IF}</w:t>
+      </w:r>
+    </w:p>
+    <w:p>
+      <w:r>
+        <w:t xml:space="preserve">{IF vacancy_appoints_replacement}</w:t>
+      </w:r>
+    </w:p>
+    <w:p>
+      <w:pPr>
+        <w:pStyle w:val="OABody"/>
+        <w:keepNext/>
         <w:numPr>
-          <w:ilvl w:val="1"/>
+          <w:ilvl w:val="0"/>
           <w:numId w:val="1"/>
         </w:numPr>
+        <w:spacing w:before="320" w:after="120" w:line="340" w:lineRule="auto"/>
+        <w:jc w:val="left"/>
+      </w:pPr>
+      <w:r>
+        <w:rPr>
+          <w:b/>
+          <w:bCs/>
+        </w:rPr>
+        <w:t xml:space="preserve">Appointment of a Replacement Director</w:t>
+      </w:r>
+    </w:p>
+    <w:p>
+      <w:pPr>
+        <w:pStyle w:val="OABody"/>
         <w:spacing w:before="0" w:after="120" w:line="340" w:lineRule="auto"/>
-      </w:pPr>
-      <w:r>
-        <w:rPr>
-          <w:i/>
-          <w:iCs/>
-        </w:rPr>
-        <w:t xml:space="preserve">Option C — Leave the seat vacant.</w:t>
-      </w:r>
-      <w:r>
-        <w:t xml:space="preserve"> </w:t>
-      </w:r>
+        <w:ind w:left="720"/>
+      </w:pPr>
       <w:r>
         <w:rPr>
           <w:b/>
@@ -849,7 +866,67 @@
         <w:t xml:space="preserve">RESOLVED</w:t>
       </w:r>
       <w:r>
+        <w:t xml:space="preserve">, that, to fill the vacancy on the Board resulting from the departure of the Founder, </w:t>
+      </w:r>
+      <w:r>
+        <w:rPr>
+          <w:highlight w:val="yellow"/>
+        </w:rPr>
+        <w:t xml:space="preserve">{replacement_director_name}</w:t>
+      </w:r>
+      <w:r>
+        <w:t xml:space="preserve"> be, and hereby is, appointed as a director of the Company pursuant to Section 223 of the Delaware General Corporation Law, to hold office until the next election of directors and until a successor is duly elected and qualified or until such director's earlier resignation or removal.</w:t>
+      </w:r>
+    </w:p>
+    <w:p>
+      <w:r>
+        <w:t xml:space="preserve">{END-IF}</w:t>
+      </w:r>
+    </w:p>
+    <w:p>
+      <w:r>
+        <w:t xml:space="preserve">{IF vacancy_left_open}</w:t>
+      </w:r>
+    </w:p>
+    <w:p>
+      <w:pPr>
+        <w:pStyle w:val="OABody"/>
+        <w:keepNext/>
+        <w:numPr>
+          <w:ilvl w:val="0"/>
+          <w:numId w:val="1"/>
+        </w:numPr>
+        <w:spacing w:before="320" w:after="120" w:line="340" w:lineRule="auto"/>
+        <w:jc w:val="left"/>
+      </w:pPr>
+      <w:r>
+        <w:rPr>
+          <w:b/>
+          <w:bCs/>
+        </w:rPr>
+        <w:t xml:space="preserve">Vacancy Left Open</w:t>
+      </w:r>
+    </w:p>
+    <w:p>
+      <w:pPr>
+        <w:pStyle w:val="OABody"/>
+        <w:spacing w:before="0" w:after="120" w:line="340" w:lineRule="auto"/>
+        <w:ind w:left="720"/>
+      </w:pPr>
+      <w:r>
+        <w:rPr>
+          <w:b/>
+          <w:bCs/>
+        </w:rPr>
+        <w:t xml:space="preserve">RESOLVED</w:t>
+      </w:r>
+      <w:r>
         <w:t xml:space="preserve">, that the vacancy on the Board resulting from the departure of the Founder remain open, to be filled in accordance with the Company's certificate of incorporation, bylaws, and applicable law.</w:t>
+      </w:r>
+    </w:p>
+    <w:p>
+      <w:r>
+        <w:t xml:space="preserve">{END-IF}</w:t>
       </w:r>
     </w:p>
     <w:p>

--- a/templates/openagreements-cc-by-4.0/openagreements-founder-separation-board-consent/template.fill.docx
+++ b/templates/openagreements-cc-by-4.0/openagreements-founder-separation-board-consent/template.fill.docx
@@ -644,8 +644,63 @@
       </w:r>
     </w:p>
     <w:p>
-      <w:r>
-        <w:t xml:space="preserve">{IF disposition_cancels_and_retires}</w:t>
+      <w:pPr>
+        <w:pStyle w:val="OABody"/>
+        <w:numPr>
+          <w:ilvl w:val="1"/>
+          <w:numId w:val="1"/>
+        </w:numPr>
+        <w:spacing w:before="0" w:after="120" w:line="340" w:lineRule="auto"/>
+      </w:pPr>
+      <w:r>
+        <w:rPr>
+          <w:i/>
+          <w:iCs/>
+        </w:rPr>
+        <w:t xml:space="preserve">Option A — Cancel and retire.</w:t>
+      </w:r>
+      <w:r>
+        <w:t xml:space="preserve"> </w:t>
+      </w:r>
+      <w:r>
+        <w:rPr>
+          <w:b/>
+          <w:bCs/>
+        </w:rPr>
+        <w:t xml:space="preserve">RESOLVED</w:t>
+      </w:r>
+      <w:r>
+        <w:t xml:space="preserve">, that, pursuant to Section 243 of the Delaware General Corporation Law, the repurchased shares be, and hereby are, retired and restored to the status of authorized but unissued shares of the Company, and the officers of the Company be, and each of them hereby is, authorized and directed to effect any related reduction of capital and any required filing in accordance with Sections 243 and 244 of the Delaware General Corporation Law.</w:t>
+      </w:r>
+    </w:p>
+    <w:p>
+      <w:pPr>
+        <w:pStyle w:val="OABody"/>
+        <w:numPr>
+          <w:ilvl w:val="1"/>
+          <w:numId w:val="1"/>
+        </w:numPr>
+        <w:spacing w:before="0" w:after="120" w:line="340" w:lineRule="auto"/>
+      </w:pPr>
+      <w:r>
+        <w:rPr>
+          <w:i/>
+          <w:iCs/>
+        </w:rPr>
+        <w:t xml:space="preserve">Option B — Hold as treasury.</w:t>
+      </w:r>
+      <w:r>
+        <w:t xml:space="preserve"> </w:t>
+      </w:r>
+      <w:r>
+        <w:rPr>
+          <w:b/>
+          <w:bCs/>
+        </w:rPr>
+        <w:t xml:space="preserve">RESOLVED</w:t>
+      </w:r>
+      <w:r>
+        <w:t xml:space="preserve">, that the repurchased shares be held by the Company as treasury shares, remaining issued but not outstanding, consistent with Section 160(b) of the Delaware General Corporation Law.</w:t>
       </w:r>
     </w:p>
     <w:p>
@@ -664,145 +719,89 @@
           <w:b/>
           <w:bCs/>
         </w:rPr>
-        <w:t xml:space="preserve">Retirement of the Repurchased Shares</w:t>
-      </w:r>
-    </w:p>
-    <w:p>
-      <w:pPr>
-        <w:pStyle w:val="OABody"/>
-        <w:spacing w:before="0" w:after="120" w:line="340" w:lineRule="auto"/>
-        <w:ind w:left="720"/>
-      </w:pPr>
-      <w:r>
-        <w:rPr>
-          <w:b/>
-          <w:bCs/>
-        </w:rPr>
-        <w:t xml:space="preserve">RESOLVED</w:t>
-      </w:r>
-      <w:r>
-        <w:t xml:space="preserve">, that, pursuant to Section 243 of the Delaware General Corporation Law, the repurchased shares be, and hereby are, retired and restored to the status of authorized but unissued shares of the Company, and the officers of the Company be, and each of them hereby is, authorized and directed to effect any related reduction of capital and any required filing in accordance with Sections 243 and 244 of the Delaware General Corporation Law.</w:t>
-      </w:r>
-    </w:p>
-    <w:p>
-      <w:r>
-        <w:t xml:space="preserve">{END-IF}</w:t>
-      </w:r>
-    </w:p>
-    <w:p>
-      <w:r>
-        <w:t xml:space="preserve">{IF disposition_holds_as_treasury}</w:t>
-      </w:r>
-    </w:p>
-    <w:p>
-      <w:pPr>
-        <w:pStyle w:val="OABody"/>
-        <w:keepNext/>
+        <w:t xml:space="preserve">Management of Board Vacancy</w:t>
+      </w:r>
+    </w:p>
+    <w:p>
+      <w:pPr>
+        <w:pStyle w:val="OABody"/>
         <w:numPr>
-          <w:ilvl w:val="0"/>
+          <w:ilvl w:val="1"/>
           <w:numId w:val="1"/>
         </w:numPr>
-        <w:spacing w:before="320" w:after="120" w:line="340" w:lineRule="auto"/>
-        <w:jc w:val="left"/>
-      </w:pPr>
-      <w:r>
-        <w:rPr>
-          <w:b/>
-          <w:bCs/>
-        </w:rPr>
-        <w:t xml:space="preserve">Treasury Holding of the Repurchased Shares</w:t>
-      </w:r>
-    </w:p>
-    <w:p>
-      <w:pPr>
-        <w:pStyle w:val="OABody"/>
         <w:spacing w:before="0" w:after="120" w:line="340" w:lineRule="auto"/>
-        <w:ind w:left="720"/>
-      </w:pPr>
-      <w:r>
-        <w:rPr>
-          <w:b/>
-          <w:bCs/>
-        </w:rPr>
-        <w:t xml:space="preserve">RESOLVED</w:t>
-      </w:r>
-      <w:r>
-        <w:t xml:space="preserve">, that the repurchased shares be held by the Company as treasury shares, remaining issued but not outstanding, consistent with Section 160(b) of the Delaware General Corporation Law.</w:t>
-      </w:r>
-    </w:p>
-    <w:p>
-      <w:r>
-        <w:t xml:space="preserve">{END-IF}</w:t>
-      </w:r>
-    </w:p>
-    <w:p>
-      <w:pPr>
-        <w:pStyle w:val="OABody"/>
-        <w:keepNext/>
+      </w:pPr>
+      <w:r>
+        <w:t xml:space="preserve">The Board approves the action identified as </w:t>
+      </w:r>
+      <w:r>
+        <w:rPr>
+          <w:highlight w:val="yellow"/>
+        </w:rPr>
+        <w:t xml:space="preserve">{vacancy_action}</w:t>
+      </w:r>
+      <w:r>
+        <w:t xml:space="preserve"> pursuant to the corresponding resolution below.</w:t>
+      </w:r>
+    </w:p>
+    <w:p>
+      <w:pPr>
+        <w:pStyle w:val="OABody"/>
         <w:numPr>
-          <w:ilvl w:val="0"/>
+          <w:ilvl w:val="1"/>
           <w:numId w:val="1"/>
         </w:numPr>
-        <w:spacing w:before="320" w:after="120" w:line="340" w:lineRule="auto"/>
-        <w:jc w:val="left"/>
-      </w:pPr>
-      <w:r>
-        <w:rPr>
-          <w:b/>
-          <w:bCs/>
-        </w:rPr>
-        <w:t xml:space="preserve">Management of Board Vacancy</w:t>
-      </w:r>
-    </w:p>
-    <w:p>
-      <w:pPr>
-        <w:pStyle w:val="OABody"/>
         <w:spacing w:before="0" w:after="120" w:line="340" w:lineRule="auto"/>
-        <w:ind w:left="720"/>
-      </w:pPr>
-      <w:r>
-        <w:t xml:space="preserve">The Board approves the action identified as </w:t>
+      </w:pPr>
+      <w:r>
+        <w:rPr>
+          <w:i/>
+          <w:iCs/>
+        </w:rPr>
+        <w:t xml:space="preserve">Option A — Reduce the authorized number of directors.</w:t>
+      </w:r>
+      <w:r>
+        <w:t xml:space="preserve"> </w:t>
+      </w:r>
+      <w:r>
+        <w:rPr>
+          <w:b/>
+          <w:bCs/>
+        </w:rPr>
+        <w:t xml:space="preserve">RESOLVED</w:t>
+      </w:r>
+      <w:r>
+        <w:t xml:space="preserve">, that, to reflect the departure of the Founder, the authorized number of directors of the Company be, and it hereby is, reduced to </w:t>
       </w:r>
       <w:r>
         <w:rPr>
           <w:highlight w:val="yellow"/>
         </w:rPr>
-        <w:t xml:space="preserve">{vacancy_action}</w:t>
-      </w:r>
-      <w:r>
-        <w:t xml:space="preserve"> pursuant to the corresponding resolution below.</w:t>
-      </w:r>
-    </w:p>
-    <w:p>
-      <w:r>
-        <w:t xml:space="preserve">{IF vacancy_reduces_board_size}</w:t>
-      </w:r>
-    </w:p>
-    <w:p>
-      <w:pPr>
-        <w:pStyle w:val="OABody"/>
-        <w:keepNext/>
+        <w:t xml:space="preserve">{board_size_after}</w:t>
+      </w:r>
+      <w:r>
+        <w:t xml:space="preserve">, effective as of the date of these resolutions; provided that any amendment to the Company's certificate of incorporation required to effect the reduction has become effective.</w:t>
+      </w:r>
+    </w:p>
+    <w:p>
+      <w:pPr>
+        <w:pStyle w:val="OABody"/>
         <w:numPr>
-          <w:ilvl w:val="0"/>
+          <w:ilvl w:val="1"/>
           <w:numId w:val="1"/>
         </w:numPr>
-        <w:spacing w:before="320" w:after="120" w:line="340" w:lineRule="auto"/>
-        <w:jc w:val="left"/>
-      </w:pPr>
-      <w:r>
-        <w:rPr>
-          <w:b/>
-          <w:bCs/>
-        </w:rPr>
-        <w:t xml:space="preserve">Reduction of the Authorized Number of Directors</w:t>
-      </w:r>
-    </w:p>
-    <w:p>
-      <w:pPr>
-        <w:pStyle w:val="OABody"/>
         <w:spacing w:before="0" w:after="120" w:line="340" w:lineRule="auto"/>
-        <w:ind w:left="720"/>
-      </w:pPr>
+      </w:pPr>
+      <w:r>
+        <w:rPr>
+          <w:i/>
+          <w:iCs/>
+        </w:rPr>
+        <w:t xml:space="preserve">Option B — Appoint a replacement director.</w:t>
+      </w:r>
+      <w:r>
+        <w:t xml:space="preserve"> </w:t>
+      </w:r>
       <w:r>
         <w:rPr>
           <w:b/>
@@ -811,53 +810,37 @@
         <w:t xml:space="preserve">RESOLVED</w:t>
       </w:r>
       <w:r>
-        <w:t xml:space="preserve">, that, to reflect the departure of the Founder, the authorized number of directors of the Company be, and it hereby is, reduced to </w:t>
+        <w:t xml:space="preserve">, that, to fill the vacancy on the Board resulting from the departure of the Founder, </w:t>
       </w:r>
       <w:r>
         <w:rPr>
           <w:highlight w:val="yellow"/>
         </w:rPr>
-        <w:t xml:space="preserve">{board_size_after}</w:t>
-      </w:r>
-      <w:r>
-        <w:t xml:space="preserve">, effective as of the date of these resolutions; provided that any amendment to the Company's certificate of incorporation required to effect the reduction has become effective.</w:t>
-      </w:r>
-    </w:p>
-    <w:p>
-      <w:r>
-        <w:t xml:space="preserve">{END-IF}</w:t>
-      </w:r>
-    </w:p>
-    <w:p>
-      <w:r>
-        <w:t xml:space="preserve">{IF vacancy_appoints_replacement}</w:t>
-      </w:r>
-    </w:p>
-    <w:p>
-      <w:pPr>
-        <w:pStyle w:val="OABody"/>
-        <w:keepNext/>
+        <w:t xml:space="preserve">{replacement_director_name}</w:t>
+      </w:r>
+      <w:r>
+        <w:t xml:space="preserve"> be, and hereby is, appointed as a director of the Company pursuant to Section 223 of the Delaware General Corporation Law, to hold office until the next election of directors and until a successor is duly elected and qualified or until such director's earlier resignation or removal.</w:t>
+      </w:r>
+    </w:p>
+    <w:p>
+      <w:pPr>
+        <w:pStyle w:val="OABody"/>
         <w:numPr>
-          <w:ilvl w:val="0"/>
+          <w:ilvl w:val="1"/>
           <w:numId w:val="1"/>
         </w:numPr>
-        <w:spacing w:before="320" w:after="120" w:line="340" w:lineRule="auto"/>
-        <w:jc w:val="left"/>
-      </w:pPr>
-      <w:r>
-        <w:rPr>
-          <w:b/>
-          <w:bCs/>
-        </w:rPr>
-        <w:t xml:space="preserve">Appointment of a Replacement Director</w:t>
-      </w:r>
-    </w:p>
-    <w:p>
-      <w:pPr>
-        <w:pStyle w:val="OABody"/>
         <w:spacing w:before="0" w:after="120" w:line="340" w:lineRule="auto"/>
-        <w:ind w:left="720"/>
-      </w:pPr>
+      </w:pPr>
+      <w:r>
+        <w:rPr>
+          <w:i/>
+          <w:iCs/>
+        </w:rPr>
+        <w:t xml:space="preserve">Option C — Leave the seat vacant.</w:t>
+      </w:r>
+      <w:r>
+        <w:t xml:space="preserve"> </w:t>
+      </w:r>
       <w:r>
         <w:rPr>
           <w:b/>
@@ -866,67 +849,7 @@
         <w:t xml:space="preserve">RESOLVED</w:t>
       </w:r>
       <w:r>
-        <w:t xml:space="preserve">, that, to fill the vacancy on the Board resulting from the departure of the Founder, </w:t>
-      </w:r>
-      <w:r>
-        <w:rPr>
-          <w:highlight w:val="yellow"/>
-        </w:rPr>
-        <w:t xml:space="preserve">{replacement_director_name}</w:t>
-      </w:r>
-      <w:r>
-        <w:t xml:space="preserve"> be, and hereby is, appointed as a director of the Company pursuant to Section 223 of the Delaware General Corporation Law, to hold office until the next election of directors and until a successor is duly elected and qualified or until such director's earlier resignation or removal.</w:t>
-      </w:r>
-    </w:p>
-    <w:p>
-      <w:r>
-        <w:t xml:space="preserve">{END-IF}</w:t>
-      </w:r>
-    </w:p>
-    <w:p>
-      <w:r>
-        <w:t xml:space="preserve">{IF vacancy_left_open}</w:t>
-      </w:r>
-    </w:p>
-    <w:p>
-      <w:pPr>
-        <w:pStyle w:val="OABody"/>
-        <w:keepNext/>
-        <w:numPr>
-          <w:ilvl w:val="0"/>
-          <w:numId w:val="1"/>
-        </w:numPr>
-        <w:spacing w:before="320" w:after="120" w:line="340" w:lineRule="auto"/>
-        <w:jc w:val="left"/>
-      </w:pPr>
-      <w:r>
-        <w:rPr>
-          <w:b/>
-          <w:bCs/>
-        </w:rPr>
-        <w:t xml:space="preserve">Vacancy Left Open</w:t>
-      </w:r>
-    </w:p>
-    <w:p>
-      <w:pPr>
-        <w:pStyle w:val="OABody"/>
-        <w:spacing w:before="0" w:after="120" w:line="340" w:lineRule="auto"/>
-        <w:ind w:left="720"/>
-      </w:pPr>
-      <w:r>
-        <w:rPr>
-          <w:b/>
-          <w:bCs/>
-        </w:rPr>
-        <w:t xml:space="preserve">RESOLVED</w:t>
-      </w:r>
-      <w:r>
         <w:t xml:space="preserve">, that the vacancy on the Board resulting from the departure of the Founder remain open, to be filled in accordance with the Company's certificate of incorporation, bylaws, and applicable law.</w:t>
-      </w:r>
-    </w:p>
-    <w:p>
-      <w:r>
-        <w:t xml:space="preserve">{END-IF}</w:t>
       </w:r>
     </w:p>
     <w:p>
